--- a/docs/클로드코드_차단규칙_목록.docx
+++ b/docs/클로드코드_차단규칙_목록.docx
@@ -24,7 +24,7 @@
           <w:color w:val="6B6461"/>
           <w:sz w:val="20"/>
         </w:rPr>
-        <w:t>공통 40개 · 프로젝트 8개 — 2026-09-18 기준</w:t>
+        <w:t>공통 22개 · 프로젝트 8개 — 2026-09-18 기준</w:t>
       </w:r>
     </w:p>
     <w:p>
@@ -414,7 +414,7 @@
           <w:rFonts w:ascii="Malgun Gothic" w:hAnsi="Malgun Gothic" w:eastAsia="Malgun Gothic"/>
           <w:b w:val="0"/>
         </w:rPr>
-        <w:t>어느 파일에 있든, 어떤 모드든, 허용 규칙이 있어도 막힌다. 예외를 둘 수 없으니 예외가 필요하면 범위를 좁혀 쓴다 (G-6 참고).</w:t>
+        <w:t>어느 파일에 있든, 어떤 모드든, 허용 규칙이 있어도 막힌다. 예외를 둘 수 없다.</w:t>
       </w:r>
     </w:p>
     <w:p>
@@ -477,7 +477,7 @@
           <w:color w:val="1C1917"/>
           <w:sz w:val="32"/>
         </w:rPr>
-        <w:t>공통 — 어느 프로젝트든 같은 내 원칙 (40개)</w:t>
+        <w:t>공통 — 어느 프로젝트든 같은 내 원칙 (22개)</w:t>
       </w:r>
     </w:p>
     <w:p>
@@ -2342,624 +2342,27 @@
           <w:color w:val="1C1917"/>
           <w:sz w:val="24"/>
         </w:rPr>
-        <w:t>G-6. 옵시디언 볼트 — 18개</w:t>
+        <w:t>옵시디언 볼트는 여기 없다 — 샌드박스가 맡는다</w:t>
       </w:r>
     </w:p>
-    <w:tbl>
-      <w:tblPr>
-        <w:tblStyle w:val="TableGrid"/>
-        <w:tblW w:type="auto" w:w="0"/>
-        <w:jc w:val="center"/>
-        <w:tblLook w:firstColumn="1" w:firstRow="1" w:lastColumn="0" w:lastRow="0" w:noHBand="0" w:noVBand="1" w:val="04A0"/>
-      </w:tblPr>
-      <w:tblGrid>
-        <w:gridCol w:w="3099"/>
-        <w:gridCol w:w="3099"/>
-        <w:gridCol w:w="3099"/>
-      </w:tblGrid>
-      <w:tr>
-        <w:tc>
-          <w:tcPr>
-            <w:tcW w:type="dxa" w:w="794"/>
-            <w:shd w:val="clear" w:color="auto" w:fill="F2EFEC"/>
-          </w:tcPr>
-          <w:p>
-            <w:pPr>
-              <w:spacing w:after="0" w:line="276" w:lineRule="auto"/>
-            </w:pPr>
-            <w:r/>
-            <w:r>
-              <w:rPr>
-                <w:rFonts w:ascii="Malgun Gothic" w:hAnsi="Malgun Gothic" w:eastAsia="Malgun Gothic"/>
-                <w:b/>
-                <w:sz w:val="18"/>
-              </w:rPr>
-              <w:t>번호</w:t>
-            </w:r>
-          </w:p>
-        </w:tc>
-        <w:tc>
-          <w:tcPr>
-            <w:tcW w:type="dxa" w:w="4535"/>
-            <w:shd w:val="clear" w:color="auto" w:fill="F2EFEC"/>
-          </w:tcPr>
-          <w:p>
-            <w:pPr>
-              <w:spacing w:after="0" w:line="276" w:lineRule="auto"/>
-            </w:pPr>
-            <w:r/>
-            <w:r>
-              <w:rPr>
-                <w:rFonts w:ascii="Malgun Gothic" w:hAnsi="Malgun Gothic" w:eastAsia="Malgun Gothic"/>
-                <w:b/>
-                <w:sz w:val="18"/>
-              </w:rPr>
-              <w:t>규칙</w:t>
-            </w:r>
-          </w:p>
-        </w:tc>
-        <w:tc>
-          <w:tcPr>
-            <w:tcW w:type="dxa" w:w="3969"/>
-            <w:shd w:val="clear" w:color="auto" w:fill="F2EFEC"/>
-          </w:tcPr>
-          <w:p>
-            <w:pPr>
-              <w:spacing w:after="0" w:line="276" w:lineRule="auto"/>
-            </w:pPr>
-            <w:r/>
-            <w:r>
-              <w:rPr>
-                <w:rFonts w:ascii="Malgun Gothic" w:hAnsi="Malgun Gothic" w:eastAsia="Malgun Gothic"/>
-                <w:b/>
-                <w:sz w:val="18"/>
-              </w:rPr>
-              <w:t>뜻</w:t>
-            </w:r>
-          </w:p>
-        </w:tc>
-      </w:tr>
-      <w:tr>
-        <w:tc>
-          <w:tcPr>
-            <w:tcW w:type="dxa" w:w="794"/>
-          </w:tcPr>
-          <w:p>
-            <w:pPr>
-              <w:spacing w:after="0" w:line="276" w:lineRule="auto"/>
-            </w:pPr>
-            <w:r/>
-            <w:r>
-              <w:rPr>
-                <w:rFonts w:ascii="Malgun Gothic" w:hAnsi="Malgun Gothic" w:eastAsia="Malgun Gothic"/>
-                <w:b w:val="0"/>
-                <w:sz w:val="18"/>
-              </w:rPr>
-              <w:t>23–24</w:t>
-            </w:r>
-          </w:p>
-        </w:tc>
-        <w:tc>
-          <w:tcPr>
-            <w:tcW w:type="dxa" w:w="4535"/>
-          </w:tcPr>
-          <w:p>
-            <w:pPr>
-              <w:spacing w:after="0" w:line="276" w:lineRule="auto"/>
-            </w:pPr>
-            <w:r/>
-            <w:r>
-              <w:rPr>
-                <w:rFonts w:ascii="Consolas" w:hAnsi="Consolas" w:eastAsia="Consolas"/>
-                <w:b w:val="0"/>
-                <w:sz w:val="18"/>
-              </w:rPr>
-              <w:t>Edit/Write(D:/Documents/Obsidian Vault/*.md)</w:t>
-            </w:r>
-          </w:p>
-        </w:tc>
-        <w:tc>
-          <w:tcPr>
-            <w:tcW w:type="dxa" w:w="3969"/>
-          </w:tcPr>
-          <w:p>
-            <w:pPr>
-              <w:spacing w:after="0" w:line="276" w:lineRule="auto"/>
-            </w:pPr>
-            <w:r/>
-            <w:r>
-              <w:rPr>
-                <w:rFonts w:ascii="Malgun Gothic" w:hAnsi="Malgun Gothic" w:eastAsia="Malgun Gothic"/>
-                <w:b w:val="0"/>
-                <w:sz w:val="18"/>
-              </w:rPr>
-              <w:t>볼트 루트의 노트 (홈.md, 볼트 규칙.md 등)</w:t>
-            </w:r>
-          </w:p>
-        </w:tc>
-      </w:tr>
-      <w:tr>
-        <w:tc>
-          <w:tcPr>
-            <w:tcW w:type="dxa" w:w="794"/>
-          </w:tcPr>
-          <w:p>
-            <w:pPr>
-              <w:spacing w:after="0" w:line="276" w:lineRule="auto"/>
-            </w:pPr>
-            <w:r/>
-            <w:r>
-              <w:rPr>
-                <w:rFonts w:ascii="Malgun Gothic" w:hAnsi="Malgun Gothic" w:eastAsia="Malgun Gothic"/>
-                <w:b w:val="0"/>
-                <w:sz w:val="18"/>
-              </w:rPr>
-              <w:t>25–26</w:t>
-            </w:r>
-          </w:p>
-        </w:tc>
-        <w:tc>
-          <w:tcPr>
-            <w:tcW w:type="dxa" w:w="4535"/>
-          </w:tcPr>
-          <w:p>
-            <w:pPr>
-              <w:spacing w:after="0" w:line="276" w:lineRule="auto"/>
-            </w:pPr>
-            <w:r/>
-            <w:r>
-              <w:rPr>
-                <w:rFonts w:ascii="Consolas" w:hAnsi="Consolas" w:eastAsia="Consolas"/>
-                <w:b w:val="0"/>
-                <w:sz w:val="18"/>
-              </w:rPr>
-              <w:t>Edit/Write(D:/Documents/Obsidian Vault/000_인박스/**)</w:t>
-            </w:r>
-          </w:p>
-        </w:tc>
-        <w:tc>
-          <w:tcPr>
-            <w:tcW w:type="dxa" w:w="3969"/>
-          </w:tcPr>
-          <w:p>
-            <w:pPr>
-              <w:spacing w:after="0" w:line="276" w:lineRule="auto"/>
-            </w:pPr>
-            <w:r/>
-            <w:r>
-              <w:rPr>
-                <w:rFonts w:ascii="Malgun Gothic" w:hAnsi="Malgun Gothic" w:eastAsia="Malgun Gothic"/>
-                <w:b w:val="0"/>
-                <w:sz w:val="18"/>
-              </w:rPr>
-            </w:r>
-          </w:p>
-        </w:tc>
-      </w:tr>
-      <w:tr>
-        <w:tc>
-          <w:tcPr>
-            <w:tcW w:type="dxa" w:w="794"/>
-          </w:tcPr>
-          <w:p>
-            <w:pPr>
-              <w:spacing w:after="0" w:line="276" w:lineRule="auto"/>
-            </w:pPr>
-            <w:r/>
-            <w:r>
-              <w:rPr>
-                <w:rFonts w:ascii="Malgun Gothic" w:hAnsi="Malgun Gothic" w:eastAsia="Malgun Gothic"/>
-                <w:b w:val="0"/>
-                <w:sz w:val="18"/>
-              </w:rPr>
-              <w:t>27–28</w:t>
-            </w:r>
-          </w:p>
-        </w:tc>
-        <w:tc>
-          <w:tcPr>
-            <w:tcW w:type="dxa" w:w="4535"/>
-          </w:tcPr>
-          <w:p>
-            <w:pPr>
-              <w:spacing w:after="0" w:line="276" w:lineRule="auto"/>
-            </w:pPr>
-            <w:r/>
-            <w:r>
-              <w:rPr>
-                <w:rFonts w:ascii="Consolas" w:hAnsi="Consolas" w:eastAsia="Consolas"/>
-                <w:b w:val="0"/>
-                <w:sz w:val="18"/>
-              </w:rPr>
-              <w:t>Edit/Write(D:/Documents/Obsidian Vault/100_개념/**)</w:t>
-            </w:r>
-          </w:p>
-        </w:tc>
-        <w:tc>
-          <w:tcPr>
-            <w:tcW w:type="dxa" w:w="3969"/>
-          </w:tcPr>
-          <w:p>
-            <w:pPr>
-              <w:spacing w:after="0" w:line="276" w:lineRule="auto"/>
-            </w:pPr>
-            <w:r/>
-            <w:r>
-              <w:rPr>
-                <w:rFonts w:ascii="Malgun Gothic" w:hAnsi="Malgun Gothic" w:eastAsia="Malgun Gothic"/>
-                <w:b w:val="0"/>
-                <w:sz w:val="18"/>
-              </w:rPr>
-            </w:r>
-          </w:p>
-        </w:tc>
-      </w:tr>
-      <w:tr>
-        <w:tc>
-          <w:tcPr>
-            <w:tcW w:type="dxa" w:w="794"/>
-          </w:tcPr>
-          <w:p>
-            <w:pPr>
-              <w:spacing w:after="0" w:line="276" w:lineRule="auto"/>
-            </w:pPr>
-            <w:r/>
-            <w:r>
-              <w:rPr>
-                <w:rFonts w:ascii="Malgun Gothic" w:hAnsi="Malgun Gothic" w:eastAsia="Malgun Gothic"/>
-                <w:b w:val="0"/>
-                <w:sz w:val="18"/>
-              </w:rPr>
-              <w:t>29–30</w:t>
-            </w:r>
-          </w:p>
-        </w:tc>
-        <w:tc>
-          <w:tcPr>
-            <w:tcW w:type="dxa" w:w="4535"/>
-          </w:tcPr>
-          <w:p>
-            <w:pPr>
-              <w:spacing w:after="0" w:line="276" w:lineRule="auto"/>
-            </w:pPr>
-            <w:r/>
-            <w:r>
-              <w:rPr>
-                <w:rFonts w:ascii="Consolas" w:hAnsi="Consolas" w:eastAsia="Consolas"/>
-                <w:b w:val="0"/>
-                <w:sz w:val="18"/>
-              </w:rPr>
-              <w:t>Edit/Write(D:/Documents/Obsidian Vault/200_문헌/**)</w:t>
-            </w:r>
-          </w:p>
-        </w:tc>
-        <w:tc>
-          <w:tcPr>
-            <w:tcW w:type="dxa" w:w="3969"/>
-          </w:tcPr>
-          <w:p>
-            <w:pPr>
-              <w:spacing w:after="0" w:line="276" w:lineRule="auto"/>
-            </w:pPr>
-            <w:r/>
-            <w:r>
-              <w:rPr>
-                <w:rFonts w:ascii="Malgun Gothic" w:hAnsi="Malgun Gothic" w:eastAsia="Malgun Gothic"/>
-                <w:b w:val="0"/>
-                <w:sz w:val="18"/>
-              </w:rPr>
-            </w:r>
-          </w:p>
-        </w:tc>
-      </w:tr>
-      <w:tr>
-        <w:tc>
-          <w:tcPr>
-            <w:tcW w:type="dxa" w:w="794"/>
-          </w:tcPr>
-          <w:p>
-            <w:pPr>
-              <w:spacing w:after="0" w:line="276" w:lineRule="auto"/>
-            </w:pPr>
-            <w:r/>
-            <w:r>
-              <w:rPr>
-                <w:rFonts w:ascii="Malgun Gothic" w:hAnsi="Malgun Gothic" w:eastAsia="Malgun Gothic"/>
-                <w:b w:val="0"/>
-                <w:sz w:val="18"/>
-              </w:rPr>
-              <w:t>31–32</w:t>
-            </w:r>
-          </w:p>
-        </w:tc>
-        <w:tc>
-          <w:tcPr>
-            <w:tcW w:type="dxa" w:w="4535"/>
-          </w:tcPr>
-          <w:p>
-            <w:pPr>
-              <w:spacing w:after="0" w:line="276" w:lineRule="auto"/>
-            </w:pPr>
-            <w:r/>
-            <w:r>
-              <w:rPr>
-                <w:rFonts w:ascii="Consolas" w:hAnsi="Consolas" w:eastAsia="Consolas"/>
-                <w:b w:val="0"/>
-                <w:sz w:val="18"/>
-              </w:rPr>
-              <w:t>Edit/Write(D:/Documents/Obsidian Vault/300_지도/**)</w:t>
-            </w:r>
-          </w:p>
-        </w:tc>
-        <w:tc>
-          <w:tcPr>
-            <w:tcW w:type="dxa" w:w="3969"/>
-          </w:tcPr>
-          <w:p>
-            <w:pPr>
-              <w:spacing w:after="0" w:line="276" w:lineRule="auto"/>
-            </w:pPr>
-            <w:r/>
-            <w:r>
-              <w:rPr>
-                <w:rFonts w:ascii="Malgun Gothic" w:hAnsi="Malgun Gothic" w:eastAsia="Malgun Gothic"/>
-                <w:b w:val="0"/>
-                <w:sz w:val="18"/>
-              </w:rPr>
-            </w:r>
-          </w:p>
-        </w:tc>
-      </w:tr>
-      <w:tr>
-        <w:tc>
-          <w:tcPr>
-            <w:tcW w:type="dxa" w:w="794"/>
-          </w:tcPr>
-          <w:p>
-            <w:pPr>
-              <w:spacing w:after="0" w:line="276" w:lineRule="auto"/>
-            </w:pPr>
-            <w:r/>
-            <w:r>
-              <w:rPr>
-                <w:rFonts w:ascii="Malgun Gothic" w:hAnsi="Malgun Gothic" w:eastAsia="Malgun Gothic"/>
-                <w:b w:val="0"/>
-                <w:sz w:val="18"/>
-              </w:rPr>
-              <w:t>33–34</w:t>
-            </w:r>
-          </w:p>
-        </w:tc>
-        <w:tc>
-          <w:tcPr>
-            <w:tcW w:type="dxa" w:w="4535"/>
-          </w:tcPr>
-          <w:p>
-            <w:pPr>
-              <w:spacing w:after="0" w:line="276" w:lineRule="auto"/>
-            </w:pPr>
-            <w:r/>
-            <w:r>
-              <w:rPr>
-                <w:rFonts w:ascii="Consolas" w:hAnsi="Consolas" w:eastAsia="Consolas"/>
-                <w:b w:val="0"/>
-                <w:sz w:val="18"/>
-              </w:rPr>
-              <w:t>Edit/Write(D:/Documents/Obsidian Vault/900_템플릿/**)</w:t>
-            </w:r>
-          </w:p>
-        </w:tc>
-        <w:tc>
-          <w:tcPr>
-            <w:tcW w:type="dxa" w:w="3969"/>
-          </w:tcPr>
-          <w:p>
-            <w:pPr>
-              <w:spacing w:after="0" w:line="276" w:lineRule="auto"/>
-            </w:pPr>
-            <w:r/>
-            <w:r>
-              <w:rPr>
-                <w:rFonts w:ascii="Malgun Gothic" w:hAnsi="Malgun Gothic" w:eastAsia="Malgun Gothic"/>
-                <w:b w:val="0"/>
-                <w:sz w:val="18"/>
-              </w:rPr>
-            </w:r>
-          </w:p>
-        </w:tc>
-      </w:tr>
-      <w:tr>
-        <w:tc>
-          <w:tcPr>
-            <w:tcW w:type="dxa" w:w="794"/>
-          </w:tcPr>
-          <w:p>
-            <w:pPr>
-              <w:spacing w:after="0" w:line="276" w:lineRule="auto"/>
-            </w:pPr>
-            <w:r/>
-            <w:r>
-              <w:rPr>
-                <w:rFonts w:ascii="Malgun Gothic" w:hAnsi="Malgun Gothic" w:eastAsia="Malgun Gothic"/>
-                <w:b w:val="0"/>
-                <w:sz w:val="18"/>
-              </w:rPr>
-              <w:t>35–36</w:t>
-            </w:r>
-          </w:p>
-        </w:tc>
-        <w:tc>
-          <w:tcPr>
-            <w:tcW w:type="dxa" w:w="4535"/>
-          </w:tcPr>
-          <w:p>
-            <w:pPr>
-              <w:spacing w:after="0" w:line="276" w:lineRule="auto"/>
-            </w:pPr>
-            <w:r/>
-            <w:r>
-              <w:rPr>
-                <w:rFonts w:ascii="Consolas" w:hAnsi="Consolas" w:eastAsia="Consolas"/>
-                <w:b w:val="0"/>
-                <w:sz w:val="18"/>
-              </w:rPr>
-              <w:t>Edit/Write(D:/Documents/Obsidian Vault/_첨부/**)</w:t>
-            </w:r>
-          </w:p>
-        </w:tc>
-        <w:tc>
-          <w:tcPr>
-            <w:tcW w:type="dxa" w:w="3969"/>
-          </w:tcPr>
-          <w:p>
-            <w:pPr>
-              <w:spacing w:after="0" w:line="276" w:lineRule="auto"/>
-            </w:pPr>
-            <w:r/>
-            <w:r>
-              <w:rPr>
-                <w:rFonts w:ascii="Malgun Gothic" w:hAnsi="Malgun Gothic" w:eastAsia="Malgun Gothic"/>
-                <w:b w:val="0"/>
-                <w:sz w:val="18"/>
-              </w:rPr>
-            </w:r>
-          </w:p>
-        </w:tc>
-      </w:tr>
-      <w:tr>
-        <w:tc>
-          <w:tcPr>
-            <w:tcW w:type="dxa" w:w="794"/>
-          </w:tcPr>
-          <w:p>
-            <w:pPr>
-              <w:spacing w:after="0" w:line="276" w:lineRule="auto"/>
-            </w:pPr>
-            <w:r/>
-            <w:r>
-              <w:rPr>
-                <w:rFonts w:ascii="Malgun Gothic" w:hAnsi="Malgun Gothic" w:eastAsia="Malgun Gothic"/>
-                <w:b w:val="0"/>
-                <w:sz w:val="18"/>
-              </w:rPr>
-              <w:t>37–38</w:t>
-            </w:r>
-          </w:p>
-        </w:tc>
-        <w:tc>
-          <w:tcPr>
-            <w:tcW w:type="dxa" w:w="4535"/>
-          </w:tcPr>
-          <w:p>
-            <w:pPr>
-              <w:spacing w:after="0" w:line="276" w:lineRule="auto"/>
-            </w:pPr>
-            <w:r/>
-            <w:r>
-              <w:rPr>
-                <w:rFonts w:ascii="Consolas" w:hAnsi="Consolas" w:eastAsia="Consolas"/>
-                <w:b w:val="0"/>
-                <w:sz w:val="18"/>
-              </w:rPr>
-              <w:t>Edit/Write(D:/Documents/Obsidian Vault/스크랩/**)</w:t>
-            </w:r>
-          </w:p>
-        </w:tc>
-        <w:tc>
-          <w:tcPr>
-            <w:tcW w:type="dxa" w:w="3969"/>
-          </w:tcPr>
-          <w:p>
-            <w:pPr>
-              <w:spacing w:after="0" w:line="276" w:lineRule="auto"/>
-            </w:pPr>
-            <w:r/>
-            <w:r>
-              <w:rPr>
-                <w:rFonts w:ascii="Malgun Gothic" w:hAnsi="Malgun Gothic" w:eastAsia="Malgun Gothic"/>
-                <w:b w:val="0"/>
-                <w:sz w:val="18"/>
-              </w:rPr>
-            </w:r>
-          </w:p>
-        </w:tc>
-      </w:tr>
-      <w:tr>
-        <w:tc>
-          <w:tcPr>
-            <w:tcW w:type="dxa" w:w="794"/>
-          </w:tcPr>
-          <w:p>
-            <w:pPr>
-              <w:spacing w:after="0" w:line="276" w:lineRule="auto"/>
-            </w:pPr>
-            <w:r/>
-            <w:r>
-              <w:rPr>
-                <w:rFonts w:ascii="Malgun Gothic" w:hAnsi="Malgun Gothic" w:eastAsia="Malgun Gothic"/>
-                <w:b w:val="0"/>
-                <w:sz w:val="18"/>
-              </w:rPr>
-              <w:t>39–40</w:t>
-            </w:r>
-          </w:p>
-        </w:tc>
-        <w:tc>
-          <w:tcPr>
-            <w:tcW w:type="dxa" w:w="4535"/>
-          </w:tcPr>
-          <w:p>
-            <w:pPr>
-              <w:spacing w:after="0" w:line="276" w:lineRule="auto"/>
-            </w:pPr>
-            <w:r/>
-            <w:r>
-              <w:rPr>
-                <w:rFonts w:ascii="Consolas" w:hAnsi="Consolas" w:eastAsia="Consolas"/>
-                <w:b w:val="0"/>
-                <w:sz w:val="18"/>
-              </w:rPr>
-              <w:t>Edit/Write(D:/Documents/Obsidian Vault/.obsidian/**)</w:t>
-            </w:r>
-          </w:p>
-        </w:tc>
-        <w:tc>
-          <w:tcPr>
-            <w:tcW w:type="dxa" w:w="3969"/>
-          </w:tcPr>
-          <w:p>
-            <w:pPr>
-              <w:spacing w:after="0" w:line="276" w:lineRule="auto"/>
-            </w:pPr>
-            <w:r/>
-            <w:r>
-              <w:rPr>
-                <w:rFonts w:ascii="Malgun Gothic" w:hAnsi="Malgun Gothic" w:eastAsia="Malgun Gothic"/>
-                <w:b w:val="0"/>
-                <w:sz w:val="18"/>
-              </w:rPr>
-              <w:t>옵시디언 자체 설정</w:t>
-            </w:r>
-          </w:p>
-        </w:tc>
-      </w:tr>
-    </w:tbl>
     <w:p>
-      <w:pPr>
-        <w:spacing w:after="40"/>
-      </w:pPr>
-    </w:p>
-    <w:p>
-      <w:pPr>
-        <w:spacing w:after="240"/>
-      </w:pPr>
       <w:r>
         <w:rPr>
           <w:rFonts w:ascii="Malgun Gothic" w:hAnsi="Malgun Gothic" w:eastAsia="Malgun Gothic"/>
           <w:b w:val="0"/>
           <w:sz w:val="18"/>
         </w:rPr>
-        <w:t>볼트는 프로젝트가 아니라 개인 노트라 클로드가 고칠 이유가 없다. 단 블로그/ 폴더만 뺐다 — 가져온 글의 생성: false → true 플래그를 바꾸기 위해서다. deny 에 예외를 둘 수 없어서 폴더를 하나씩 나열하는 방식이 됐다. 볼트에 최상위 폴더를 새로 만들면 여기에 두 줄을 추가해야 보호된다.</w:t>
+        <w:t>한때 볼트 폴더별 Edit/Write 차단 18줄이 있었는데 뺐다. 샌드박스가 프로젝트 폴더 밖 쓰기를 이미 막고 있어서 같은 문을 두 번 잠그는 셈이었고, 18줄이 목록의 절반을 차지해 나머지가 안 보였다.</w:t>
+      </w:r>
+    </w:p>
+    <w:p>
+      <w:r>
+        <w:rPr>
+          <w:rFonts w:ascii="Malgun Gothic" w:hAnsi="Malgun Gothic" w:eastAsia="Malgun Gothic"/>
+          <w:b w:val="0"/>
+          <w:sz w:val="18"/>
+        </w:rPr>
+        <w:t>지금 볼트 관련 설정은 같은 파일의 sandbox.filesystem.allowWrite 에 D:/Documents/Obsidian Vault/블로그 한 줄뿐이다. 이건 차단이 아니라 허용 — 가져온 글의 생성 플래그를 바꾸려고 이 폴더만 열어 둔 것. 나머지 볼트는 샌드박스가 막는다.</w:t>
       </w:r>
     </w:p>
     <w:p>
@@ -2973,7 +2376,7 @@
           <w:color w:val="6B6461"/>
           <w:sz w:val="18"/>
         </w:rPr>
-        <w:t>같은 파일의 sandbox.filesystem.allowWrite 에 D:/Documents/Obsidian Vault/블로그 가 있다. 이건 차단이 아니라 허용 — 프로젝트 밖 쓰기를 막는 샌드박스에 이 폴더만 열어 둔 것.</w:t>
+        <w:t>남는 구멍: 볼트 자체를 프로젝트 폴더로 열어 클로드 코드를 쓰면 그때는 샌드박스가 안 막는다. 그런 일이 생기면 볼트 안에 .claude/settings.json 을 만들어 프로젝트 규칙으로 넣는다.</w:t>
       </w:r>
     </w:p>
     <w:p>

--- a/docs/클로드코드_차단규칙_목록.docx
+++ b/docs/클로드코드_차단규칙_목록.docx
@@ -24,7 +24,7 @@
           <w:color w:val="6B6461"/>
           <w:sz w:val="20"/>
         </w:rPr>
-        <w:t>공통 22개 · 프로젝트 8개 — 2026-09-18 기준</w:t>
+        <w:t>공통 24개 · 프로젝트 8개 — 2026-09-18 기준</w:t>
       </w:r>
     </w:p>
     <w:p>
@@ -477,7 +477,7 @@
           <w:color w:val="1C1917"/>
           <w:sz w:val="32"/>
         </w:rPr>
-        <w:t>공통 — 어느 프로젝트든 같은 내 원칙 (22개)</w:t>
+        <w:t>공통 — 어느 프로젝트든 같은 내 원칙 (24개)</w:t>
       </w:r>
     </w:p>
     <w:p>
@@ -2342,41 +2342,218 @@
           <w:color w:val="1C1917"/>
           <w:sz w:val="24"/>
         </w:rPr>
-        <w:t>옵시디언 볼트는 여기 없다 — 샌드박스가 맡는다</w:t>
+        <w:t>G-6. 옵시디언 볼트 — 2개</w:t>
       </w:r>
     </w:p>
+    <w:tbl>
+      <w:tblPr>
+        <w:tblStyle w:val="TableGrid"/>
+        <w:tblW w:type="auto" w:w="0"/>
+        <w:jc w:val="center"/>
+        <w:tblLook w:firstColumn="1" w:firstRow="1" w:lastColumn="0" w:lastRow="0" w:noHBand="0" w:noVBand="1" w:val="04A0"/>
+      </w:tblPr>
+      <w:tblGrid>
+        <w:gridCol w:w="3099"/>
+        <w:gridCol w:w="3099"/>
+        <w:gridCol w:w="3099"/>
+      </w:tblGrid>
+      <w:tr>
+        <w:tc>
+          <w:tcPr>
+            <w:tcW w:type="dxa" w:w="794"/>
+            <w:shd w:val="clear" w:color="auto" w:fill="F2EFEC"/>
+          </w:tcPr>
+          <w:p>
+            <w:pPr>
+              <w:spacing w:after="0" w:line="276" w:lineRule="auto"/>
+            </w:pPr>
+            <w:r/>
+            <w:r>
+              <w:rPr>
+                <w:rFonts w:ascii="Malgun Gothic" w:hAnsi="Malgun Gothic" w:eastAsia="Malgun Gothic"/>
+                <w:b/>
+                <w:sz w:val="18"/>
+              </w:rPr>
+              <w:t>번호</w:t>
+            </w:r>
+          </w:p>
+        </w:tc>
+        <w:tc>
+          <w:tcPr>
+            <w:tcW w:type="dxa" w:w="4535"/>
+            <w:shd w:val="clear" w:color="auto" w:fill="F2EFEC"/>
+          </w:tcPr>
+          <w:p>
+            <w:pPr>
+              <w:spacing w:after="0" w:line="276" w:lineRule="auto"/>
+            </w:pPr>
+            <w:r/>
+            <w:r>
+              <w:rPr>
+                <w:rFonts w:ascii="Malgun Gothic" w:hAnsi="Malgun Gothic" w:eastAsia="Malgun Gothic"/>
+                <w:b/>
+                <w:sz w:val="18"/>
+              </w:rPr>
+              <w:t>규칙</w:t>
+            </w:r>
+          </w:p>
+        </w:tc>
+        <w:tc>
+          <w:tcPr>
+            <w:tcW w:type="dxa" w:w="3969"/>
+            <w:shd w:val="clear" w:color="auto" w:fill="F2EFEC"/>
+          </w:tcPr>
+          <w:p>
+            <w:pPr>
+              <w:spacing w:after="0" w:line="276" w:lineRule="auto"/>
+            </w:pPr>
+            <w:r/>
+            <w:r>
+              <w:rPr>
+                <w:rFonts w:ascii="Malgun Gothic" w:hAnsi="Malgun Gothic" w:eastAsia="Malgun Gothic"/>
+                <w:b/>
+                <w:sz w:val="18"/>
+              </w:rPr>
+              <w:t>뜻</w:t>
+            </w:r>
+          </w:p>
+        </w:tc>
+      </w:tr>
+      <w:tr>
+        <w:tc>
+          <w:tcPr>
+            <w:tcW w:type="dxa" w:w="794"/>
+          </w:tcPr>
+          <w:p>
+            <w:pPr>
+              <w:spacing w:after="0" w:line="276" w:lineRule="auto"/>
+            </w:pPr>
+            <w:r/>
+            <w:r>
+              <w:rPr>
+                <w:rFonts w:ascii="Malgun Gothic" w:hAnsi="Malgun Gothic" w:eastAsia="Malgun Gothic"/>
+                <w:b w:val="0"/>
+                <w:sz w:val="18"/>
+              </w:rPr>
+              <w:t>23</w:t>
+            </w:r>
+          </w:p>
+        </w:tc>
+        <w:tc>
+          <w:tcPr>
+            <w:tcW w:type="dxa" w:w="4535"/>
+          </w:tcPr>
+          <w:p>
+            <w:pPr>
+              <w:spacing w:after="0" w:line="276" w:lineRule="auto"/>
+            </w:pPr>
+            <w:r/>
+            <w:r>
+              <w:rPr>
+                <w:rFonts w:ascii="Consolas" w:hAnsi="Consolas" w:eastAsia="Consolas"/>
+                <w:b w:val="0"/>
+                <w:sz w:val="18"/>
+              </w:rPr>
+              <w:t>Edit(D:/Documents/Obsidian Vault/**)</w:t>
+            </w:r>
+          </w:p>
+        </w:tc>
+        <w:tc>
+          <w:tcPr>
+            <w:tcW w:type="dxa" w:w="3969"/>
+          </w:tcPr>
+          <w:p>
+            <w:pPr>
+              <w:spacing w:after="0" w:line="276" w:lineRule="auto"/>
+            </w:pPr>
+            <w:r/>
+            <w:r>
+              <w:rPr>
+                <w:rFonts w:ascii="Malgun Gothic" w:hAnsi="Malgun Gothic" w:eastAsia="Malgun Gothic"/>
+                <w:b w:val="0"/>
+                <w:sz w:val="18"/>
+              </w:rPr>
+              <w:t>볼트 안의 파일 고치기</w:t>
+            </w:r>
+          </w:p>
+        </w:tc>
+      </w:tr>
+      <w:tr>
+        <w:tc>
+          <w:tcPr>
+            <w:tcW w:type="dxa" w:w="794"/>
+          </w:tcPr>
+          <w:p>
+            <w:pPr>
+              <w:spacing w:after="0" w:line="276" w:lineRule="auto"/>
+            </w:pPr>
+            <w:r/>
+            <w:r>
+              <w:rPr>
+                <w:rFonts w:ascii="Malgun Gothic" w:hAnsi="Malgun Gothic" w:eastAsia="Malgun Gothic"/>
+                <w:b w:val="0"/>
+                <w:sz w:val="18"/>
+              </w:rPr>
+              <w:t>24</w:t>
+            </w:r>
+          </w:p>
+        </w:tc>
+        <w:tc>
+          <w:tcPr>
+            <w:tcW w:type="dxa" w:w="4535"/>
+          </w:tcPr>
+          <w:p>
+            <w:pPr>
+              <w:spacing w:after="0" w:line="276" w:lineRule="auto"/>
+            </w:pPr>
+            <w:r/>
+            <w:r>
+              <w:rPr>
+                <w:rFonts w:ascii="Consolas" w:hAnsi="Consolas" w:eastAsia="Consolas"/>
+                <w:b w:val="0"/>
+                <w:sz w:val="18"/>
+              </w:rPr>
+              <w:t>Write(D:/Documents/Obsidian Vault/**)</w:t>
+            </w:r>
+          </w:p>
+        </w:tc>
+        <w:tc>
+          <w:tcPr>
+            <w:tcW w:type="dxa" w:w="3969"/>
+          </w:tcPr>
+          <w:p>
+            <w:pPr>
+              <w:spacing w:after="0" w:line="276" w:lineRule="auto"/>
+            </w:pPr>
+            <w:r/>
+            <w:r>
+              <w:rPr>
+                <w:rFonts w:ascii="Malgun Gothic" w:hAnsi="Malgun Gothic" w:eastAsia="Malgun Gothic"/>
+                <w:b w:val="0"/>
+                <w:sz w:val="18"/>
+              </w:rPr>
+              <w:t>볼트 안에 파일 만들기</w:t>
+            </w:r>
+          </w:p>
+        </w:tc>
+      </w:tr>
+    </w:tbl>
     <w:p>
+      <w:pPr>
+        <w:spacing w:after="40"/>
+      </w:pPr>
+    </w:p>
+    <w:p>
+      <w:pPr>
+        <w:spacing w:after="240"/>
+      </w:pPr>
       <w:r>
         <w:rPr>
           <w:rFonts w:ascii="Malgun Gothic" w:hAnsi="Malgun Gothic" w:eastAsia="Malgun Gothic"/>
           <w:b w:val="0"/>
           <w:sz w:val="18"/>
         </w:rPr>
-        <w:t>한때 볼트 폴더별 Edit/Write 차단 18줄이 있었는데 뺐다. 샌드박스가 프로젝트 폴더 밖 쓰기를 이미 막고 있어서 같은 문을 두 번 잠그는 셈이었고, 18줄이 목록의 절반을 차지해 나머지가 안 보였다.</w:t>
-      </w:r>
-    </w:p>
-    <w:p>
-      <w:r>
-        <w:rPr>
-          <w:rFonts w:ascii="Malgun Gothic" w:hAnsi="Malgun Gothic" w:eastAsia="Malgun Gothic"/>
-          <w:b w:val="0"/>
-          <w:sz w:val="18"/>
-        </w:rPr>
-        <w:t>지금 볼트 관련 설정은 같은 파일의 sandbox.filesystem.allowWrite 에 D:/Documents/Obsidian Vault/블로그 한 줄뿐이다. 이건 차단이 아니라 허용 — 가져온 글의 생성 플래그를 바꾸려고 이 폴더만 열어 둔 것. 나머지 볼트는 샌드박스가 막는다.</w:t>
-      </w:r>
-    </w:p>
-    <w:p>
-      <w:pPr>
-        <w:spacing w:after="200"/>
-      </w:pPr>
-      <w:r>
-        <w:rPr>
-          <w:rFonts w:ascii="Malgun Gothic" w:hAnsi="Malgun Gothic" w:eastAsia="Malgun Gothic"/>
-          <w:b w:val="0"/>
-          <w:color w:val="6B6461"/>
-          <w:sz w:val="18"/>
-        </w:rPr>
-        <w:t>남는 구멍: 볼트 자체를 프로젝트 폴더로 열어 클로드 코드를 쓰면 그때는 샌드박스가 안 막는다. 그런 일이 생기면 볼트 안에 .claude/settings.json 을 만들어 프로젝트 규칙으로 넣는다.</w:t>
+        <w:t>옵시디언 안의 글은 고치지 않는다. 읽기는 된다.</w:t>
       </w:r>
     </w:p>
     <w:p>

--- a/docs/클로드코드_차단규칙_목록.docx
+++ b/docs/클로드코드_차단규칙_목록.docx
@@ -24,7 +24,7 @@
           <w:color w:val="6B6461"/>
           <w:sz w:val="20"/>
         </w:rPr>
-        <w:t>공통 24개 · 프로젝트 8개 — 2026-09-18 기준</w:t>
+        <w:t>공통 27개 · 프로젝트 8개 — 2026-09-18 기준</w:t>
       </w:r>
     </w:p>
     <w:p>
@@ -477,7 +477,7 @@
           <w:color w:val="1C1917"/>
           <w:sz w:val="32"/>
         </w:rPr>
-        <w:t>공통 — 어느 프로젝트든 같은 내 원칙 (24개)</w:t>
+        <w:t>공통 — 어느 프로젝트든 같은 내 원칙 (27개)</w:t>
       </w:r>
     </w:p>
     <w:p>
@@ -506,7 +506,7 @@
           <w:color w:val="1C1917"/>
           <w:sz w:val="24"/>
         </w:rPr>
-        <w:t>G-1. 폴더째 삭제 — 4개</w:t>
+        <w:t>G-1. 폴더째 삭제 — 7개</w:t>
       </w:r>
     </w:p>
     <w:tbl>
@@ -819,6 +819,183 @@
           </w:p>
         </w:tc>
       </w:tr>
+      <w:tr>
+        <w:tc>
+          <w:tcPr>
+            <w:tcW w:type="dxa" w:w="794"/>
+          </w:tcPr>
+          <w:p>
+            <w:pPr>
+              <w:spacing w:after="0" w:line="276" w:lineRule="auto"/>
+            </w:pPr>
+            <w:r/>
+            <w:r>
+              <w:rPr>
+                <w:rFonts w:ascii="Malgun Gothic" w:hAnsi="Malgun Gothic" w:eastAsia="Malgun Gothic"/>
+                <w:b w:val="0"/>
+                <w:sz w:val="18"/>
+              </w:rPr>
+              <w:t>5</w:t>
+            </w:r>
+          </w:p>
+        </w:tc>
+        <w:tc>
+          <w:tcPr>
+            <w:tcW w:type="dxa" w:w="4535"/>
+          </w:tcPr>
+          <w:p>
+            <w:pPr>
+              <w:spacing w:after="0" w:line="276" w:lineRule="auto"/>
+            </w:pPr>
+            <w:r/>
+            <w:r>
+              <w:rPr>
+                <w:rFonts w:ascii="Consolas" w:hAnsi="Consolas" w:eastAsia="Consolas"/>
+                <w:b w:val="0"/>
+                <w:sz w:val="18"/>
+              </w:rPr>
+              <w:t>Bash(*rmdir /s*)</w:t>
+            </w:r>
+          </w:p>
+        </w:tc>
+        <w:tc>
+          <w:tcPr>
+            <w:tcW w:type="dxa" w:w="3969"/>
+          </w:tcPr>
+          <w:p>
+            <w:pPr>
+              <w:spacing w:after="0" w:line="276" w:lineRule="auto"/>
+            </w:pPr>
+            <w:r/>
+            <w:r>
+              <w:rPr>
+                <w:rFonts w:ascii="Malgun Gothic" w:hAnsi="Malgun Gothic" w:eastAsia="Malgun Gothic"/>
+                <w:b w:val="0"/>
+                <w:sz w:val="18"/>
+              </w:rPr>
+              <w:t>Windows cmd 의 폴더째 삭제</w:t>
+            </w:r>
+          </w:p>
+        </w:tc>
+      </w:tr>
+      <w:tr>
+        <w:tc>
+          <w:tcPr>
+            <w:tcW w:type="dxa" w:w="794"/>
+          </w:tcPr>
+          <w:p>
+            <w:pPr>
+              <w:spacing w:after="0" w:line="276" w:lineRule="auto"/>
+            </w:pPr>
+            <w:r/>
+            <w:r>
+              <w:rPr>
+                <w:rFonts w:ascii="Malgun Gothic" w:hAnsi="Malgun Gothic" w:eastAsia="Malgun Gothic"/>
+                <w:b w:val="0"/>
+                <w:sz w:val="18"/>
+              </w:rPr>
+              <w:t>6</w:t>
+            </w:r>
+          </w:p>
+        </w:tc>
+        <w:tc>
+          <w:tcPr>
+            <w:tcW w:type="dxa" w:w="4535"/>
+          </w:tcPr>
+          <w:p>
+            <w:pPr>
+              <w:spacing w:after="0" w:line="276" w:lineRule="auto"/>
+            </w:pPr>
+            <w:r/>
+            <w:r>
+              <w:rPr>
+                <w:rFonts w:ascii="Consolas" w:hAnsi="Consolas" w:eastAsia="Consolas"/>
+                <w:b w:val="0"/>
+                <w:sz w:val="18"/>
+              </w:rPr>
+              <w:t>Bash(*rd /s*)</w:t>
+            </w:r>
+          </w:p>
+        </w:tc>
+        <w:tc>
+          <w:tcPr>
+            <w:tcW w:type="dxa" w:w="3969"/>
+          </w:tcPr>
+          <w:p>
+            <w:pPr>
+              <w:spacing w:after="0" w:line="276" w:lineRule="auto"/>
+            </w:pPr>
+            <w:r/>
+            <w:r>
+              <w:rPr>
+                <w:rFonts w:ascii="Malgun Gothic" w:hAnsi="Malgun Gothic" w:eastAsia="Malgun Gothic"/>
+                <w:b w:val="0"/>
+                <w:sz w:val="18"/>
+              </w:rPr>
+              <w:t>같은 명령의 짧은 표기</w:t>
+            </w:r>
+          </w:p>
+        </w:tc>
+      </w:tr>
+      <w:tr>
+        <w:tc>
+          <w:tcPr>
+            <w:tcW w:type="dxa" w:w="794"/>
+          </w:tcPr>
+          <w:p>
+            <w:pPr>
+              <w:spacing w:after="0" w:line="276" w:lineRule="auto"/>
+            </w:pPr>
+            <w:r/>
+            <w:r>
+              <w:rPr>
+                <w:rFonts w:ascii="Malgun Gothic" w:hAnsi="Malgun Gothic" w:eastAsia="Malgun Gothic"/>
+                <w:b w:val="0"/>
+                <w:sz w:val="18"/>
+              </w:rPr>
+              <w:t>7</w:t>
+            </w:r>
+          </w:p>
+        </w:tc>
+        <w:tc>
+          <w:tcPr>
+            <w:tcW w:type="dxa" w:w="4535"/>
+          </w:tcPr>
+          <w:p>
+            <w:pPr>
+              <w:spacing w:after="0" w:line="276" w:lineRule="auto"/>
+            </w:pPr>
+            <w:r/>
+            <w:r>
+              <w:rPr>
+                <w:rFonts w:ascii="Consolas" w:hAnsi="Consolas" w:eastAsia="Consolas"/>
+                <w:b w:val="0"/>
+                <w:sz w:val="18"/>
+              </w:rPr>
+              <w:t>Bash(*Remove-Item *-Recurse*)</w:t>
+            </w:r>
+          </w:p>
+        </w:tc>
+        <w:tc>
+          <w:tcPr>
+            <w:tcW w:type="dxa" w:w="3969"/>
+          </w:tcPr>
+          <w:p>
+            <w:pPr>
+              <w:spacing w:after="0" w:line="276" w:lineRule="auto"/>
+            </w:pPr>
+            <w:r/>
+            <w:r>
+              <w:rPr>
+                <w:rFonts w:ascii="Malgun Gothic" w:hAnsi="Malgun Gothic" w:eastAsia="Malgun Gothic"/>
+                <w:b w:val="0"/>
+                <w:sz w:val="18"/>
+              </w:rPr>
+              <w:t>Windows PowerShell 의 폴더째 삭제</w:t>
+            </w:r>
+          </w:p>
+        </w:tc>
+      </w:tr>
     </w:tbl>
     <w:p>
       <w:pPr>
@@ -835,7 +1012,7 @@
           <w:b w:val="0"/>
           <w:sz w:val="18"/>
         </w:rPr>
-        <w:t>휴지통을 거치지 않아 되돌릴 수 없다. 한 파일만 지우는 rm 파일명 은 막지 않는다.</w:t>
+        <w:t>휴지통을 거치지 않아 되돌릴 수 없다. 한 파일만 지우는 rm 파일명 은 막지 않는다. 5~7 은 앞에 * 가 붙어 있다 — powershell -Command 나 cmd /c 로 감싸서 실행해도 걸리게 하기 위해서다.</w:t>
       </w:r>
     </w:p>
     <w:p>
@@ -943,7 +1120,7 @@
                 <w:b w:val="0"/>
                 <w:sz w:val="18"/>
               </w:rPr>
-              <w:t>5</w:t>
+              <w:t>8</w:t>
             </w:r>
           </w:p>
         </w:tc>
@@ -1002,7 +1179,7 @@
                 <w:b w:val="0"/>
                 <w:sz w:val="18"/>
               </w:rPr>
-              <w:t>6</w:t>
+              <w:t>9</w:t>
             </w:r>
           </w:p>
         </w:tc>
@@ -1061,7 +1238,7 @@
                 <w:b w:val="0"/>
                 <w:sz w:val="18"/>
               </w:rPr>
-              <w:t>7</w:t>
+              <w:t>10</w:t>
             </w:r>
           </w:p>
         </w:tc>
@@ -1120,7 +1297,7 @@
                 <w:b w:val="0"/>
                 <w:sz w:val="18"/>
               </w:rPr>
-              <w:t>8</w:t>
+              <w:t>11</w:t>
             </w:r>
           </w:p>
         </w:tc>
@@ -1179,7 +1356,7 @@
                 <w:b w:val="0"/>
                 <w:sz w:val="18"/>
               </w:rPr>
-              <w:t>9</w:t>
+              <w:t>12</w:t>
             </w:r>
           </w:p>
         </w:tc>
@@ -1238,7 +1415,7 @@
                 <w:b w:val="0"/>
                 <w:sz w:val="18"/>
               </w:rPr>
-              <w:t>10</w:t>
+              <w:t>13</w:t>
             </w:r>
           </w:p>
         </w:tc>
@@ -1405,7 +1582,7 @@
                 <w:b w:val="0"/>
                 <w:sz w:val="18"/>
               </w:rPr>
-              <w:t>11</w:t>
+              <w:t>14</w:t>
             </w:r>
           </w:p>
         </w:tc>
@@ -1572,7 +1749,7 @@
                 <w:b w:val="0"/>
                 <w:sz w:val="18"/>
               </w:rPr>
-              <w:t>12</w:t>
+              <w:t>15</w:t>
             </w:r>
           </w:p>
         </w:tc>
@@ -1631,7 +1808,7 @@
                 <w:b w:val="0"/>
                 <w:sz w:val="18"/>
               </w:rPr>
-              <w:t>13</w:t>
+              <w:t>16</w:t>
             </w:r>
           </w:p>
         </w:tc>
@@ -1690,7 +1867,7 @@
                 <w:b w:val="0"/>
                 <w:sz w:val="18"/>
               </w:rPr>
-              <w:t>14</w:t>
+              <w:t>17</w:t>
             </w:r>
           </w:p>
         </w:tc>
@@ -1857,7 +2034,7 @@
                 <w:b w:val="0"/>
                 <w:sz w:val="18"/>
               </w:rPr>
-              <w:t>15</w:t>
+              <w:t>18</w:t>
             </w:r>
           </w:p>
         </w:tc>
@@ -1916,7 +2093,7 @@
                 <w:b w:val="0"/>
                 <w:sz w:val="18"/>
               </w:rPr>
-              <w:t>16</w:t>
+              <w:t>19</w:t>
             </w:r>
           </w:p>
         </w:tc>
@@ -1975,7 +2152,7 @@
                 <w:b w:val="0"/>
                 <w:sz w:val="18"/>
               </w:rPr>
-              <w:t>17</w:t>
+              <w:t>20</w:t>
             </w:r>
           </w:p>
         </w:tc>
@@ -2034,7 +2211,7 @@
                 <w:b w:val="0"/>
                 <w:sz w:val="18"/>
               </w:rPr>
-              <w:t>18</w:t>
+              <w:t>21</w:t>
             </w:r>
           </w:p>
         </w:tc>
@@ -2093,7 +2270,7 @@
                 <w:b w:val="0"/>
                 <w:sz w:val="18"/>
               </w:rPr>
-              <w:t>19</w:t>
+              <w:t>22</w:t>
             </w:r>
           </w:p>
         </w:tc>
@@ -2151,7 +2328,7 @@
                 <w:b w:val="0"/>
                 <w:sz w:val="18"/>
               </w:rPr>
-              <w:t>20</w:t>
+              <w:t>23</w:t>
             </w:r>
           </w:p>
         </w:tc>
@@ -2209,7 +2386,7 @@
                 <w:b w:val="0"/>
                 <w:sz w:val="18"/>
               </w:rPr>
-              <w:t>21</w:t>
+              <w:t>24</w:t>
             </w:r>
           </w:p>
         </w:tc>
@@ -2268,7 +2445,7 @@
                 <w:b w:val="0"/>
                 <w:sz w:val="18"/>
               </w:rPr>
-              <w:t>22</w:t>
+              <w:t>25</w:t>
             </w:r>
           </w:p>
         </w:tc>
@@ -2435,7 +2612,7 @@
                 <w:b w:val="0"/>
                 <w:sz w:val="18"/>
               </w:rPr>
-              <w:t>23</w:t>
+              <w:t>26</w:t>
             </w:r>
           </w:p>
         </w:tc>
@@ -2494,7 +2671,7 @@
                 <w:b w:val="0"/>
                 <w:sz w:val="18"/>
               </w:rPr>
-              <w:t>24</w:t>
+              <w:t>27</w:t>
             </w:r>
           </w:p>
         </w:tc>

--- a/docs/클로드코드_차단규칙_목록.docx
+++ b/docs/클로드코드_차단규칙_목록.docx
@@ -24,7 +24,7 @@
           <w:color w:val="6B6461"/>
           <w:sz w:val="20"/>
         </w:rPr>
-        <w:t>공통 27개 · 프로젝트 8개 — 2026-09-18 기준</w:t>
+        <w:t>공통 26개 · 프로젝트 8개 — 2026-09-18 기준</w:t>
       </w:r>
     </w:p>
     <w:p>
@@ -477,7 +477,7 @@
           <w:color w:val="1C1917"/>
           <w:sz w:val="32"/>
         </w:rPr>
-        <w:t>공통 — 어느 프로젝트든 같은 내 원칙 (27개)</w:t>
+        <w:t>공통 — 어느 프로젝트든 같은 내 원칙 (26개)</w:t>
       </w:r>
     </w:p>
     <w:p>
@@ -854,7 +854,7 @@
                 <w:b w:val="0"/>
                 <w:sz w:val="18"/>
               </w:rPr>
-              <w:t>Bash(*rmdir /s*)</w:t>
+              <w:t>Bash(rmdir /s*)</w:t>
             </w:r>
           </w:p>
         </w:tc>
@@ -913,7 +913,7 @@
                 <w:b w:val="0"/>
                 <w:sz w:val="18"/>
               </w:rPr>
-              <w:t>Bash(*rd /s*)</w:t>
+              <w:t>Bash(rd /s*)</w:t>
             </w:r>
           </w:p>
         </w:tc>
@@ -1012,7 +1012,7 @@
           <w:b w:val="0"/>
           <w:sz w:val="18"/>
         </w:rPr>
-        <w:t>휴지통을 거치지 않아 되돌릴 수 없다. 한 파일만 지우는 rm 파일명 은 막지 않는다. 5~7 은 앞에 * 가 붙어 있다 — powershell -Command 나 cmd /c 로 감싸서 실행해도 걸리게 하기 위해서다.</w:t>
+        <w:t>휴지통을 거치지 않아 되돌릴 수 없다. 한 파일만 지우는 rm 파일명 은 막지 않는다. 7 만 앞에 * 가 있다 — 셸로 감싼 호출도 잡기 위해서. 5·6 에는 붙이지 않는다: rd /s 는 짧아서 record /sec 같은 무관한 글자에도 걸린다.</w:t>
       </w:r>
     </w:p>
     <w:p>
@@ -1027,7 +1027,7 @@
           <w:color w:val="1C1917"/>
           <w:sz w:val="24"/>
         </w:rPr>
-        <w:t>G-2. git 기록 덮어쓰기 — 6개</w:t>
+        <w:t>G-2. git 기록 덮어쓰기 — 5개</w:t>
       </w:r>
     </w:p>
     <w:tbl>
@@ -1198,7 +1198,7 @@
                 <w:b w:val="0"/>
                 <w:sz w:val="18"/>
               </w:rPr>
-              <w:t>Bash(git push -f *)</w:t>
+              <w:t>Bash(git push -f*)</w:t>
             </w:r>
           </w:p>
         </w:tc>
@@ -1217,7 +1217,7 @@
                 <w:b w:val="0"/>
                 <w:sz w:val="18"/>
               </w:rPr>
-              <w:t>같은 명령의 짧은 표기</w:t>
+              <w:t>같은 명령의 짧은 표기 (-f 단독도 잡힘)</w:t>
             </w:r>
           </w:p>
         </w:tc>
@@ -1239,65 +1239,6 @@
                 <w:sz w:val="18"/>
               </w:rPr>
               <w:t>10</w:t>
-            </w:r>
-          </w:p>
-        </w:tc>
-        <w:tc>
-          <w:tcPr>
-            <w:tcW w:type="dxa" w:w="4535"/>
-          </w:tcPr>
-          <w:p>
-            <w:pPr>
-              <w:spacing w:after="0" w:line="276" w:lineRule="auto"/>
-            </w:pPr>
-            <w:r/>
-            <w:r>
-              <w:rPr>
-                <w:rFonts w:ascii="Consolas" w:hAnsi="Consolas" w:eastAsia="Consolas"/>
-                <w:b w:val="0"/>
-                <w:sz w:val="18"/>
-              </w:rPr>
-              <w:t>Bash(git push --force-with-lease*)</w:t>
-            </w:r>
-          </w:p>
-        </w:tc>
-        <w:tc>
-          <w:tcPr>
-            <w:tcW w:type="dxa" w:w="3969"/>
-          </w:tcPr>
-          <w:p>
-            <w:pPr>
-              <w:spacing w:after="0" w:line="276" w:lineRule="auto"/>
-            </w:pPr>
-            <w:r/>
-            <w:r>
-              <w:rPr>
-                <w:rFonts w:ascii="Malgun Gothic" w:hAnsi="Malgun Gothic" w:eastAsia="Malgun Gothic"/>
-                <w:b w:val="0"/>
-                <w:sz w:val="18"/>
-              </w:rPr>
-              <w:t>"안전한 force push" 라 불리지만 기록을 다시 쓰는 건 같음</w:t>
-            </w:r>
-          </w:p>
-        </w:tc>
-      </w:tr>
-      <w:tr>
-        <w:tc>
-          <w:tcPr>
-            <w:tcW w:type="dxa" w:w="794"/>
-          </w:tcPr>
-          <w:p>
-            <w:pPr>
-              <w:spacing w:after="0" w:line="276" w:lineRule="auto"/>
-            </w:pPr>
-            <w:r/>
-            <w:r>
-              <w:rPr>
-                <w:rFonts w:ascii="Malgun Gothic" w:hAnsi="Malgun Gothic" w:eastAsia="Malgun Gothic"/>
-                <w:b w:val="0"/>
-                <w:sz w:val="18"/>
-              </w:rPr>
-              <w:t>11</w:t>
             </w:r>
           </w:p>
         </w:tc>
@@ -1356,7 +1297,7 @@
                 <w:b w:val="0"/>
                 <w:sz w:val="18"/>
               </w:rPr>
-              <w:t>12</w:t>
+              <w:t>11</w:t>
             </w:r>
           </w:p>
         </w:tc>
@@ -1415,7 +1356,7 @@
                 <w:b w:val="0"/>
                 <w:sz w:val="18"/>
               </w:rPr>
-              <w:t>13</w:t>
+              <w:t>12</w:t>
             </w:r>
           </w:p>
         </w:tc>
@@ -1474,7 +1415,7 @@
           <w:b w:val="0"/>
           <w:sz w:val="18"/>
         </w:rPr>
-        <w:t>git 의 가치는 "되돌릴 수 있다" 인데 이것들은 그 기록 자체를 지운다. 되돌려야 하면 git revert(기록을 남기며 되돌림), git stash(치워 두기), git checkout -- 파일(파일 하나 되돌리기) 을 쓴다.</w:t>
+        <w:t>git 의 가치는 "되돌릴 수 있다" 인데 이것들은 그 기록 자체를 지운다. 되돌려야 하면 git revert(기록을 남기며 되돌림), git stash(치워 두기), git checkout -- 파일(파일 하나 되돌리기) 을 쓴다. --force-with-lease 는 막지 않는다 — 원격이 내가 마지막으로 본 상태일 때만 덮어쓰므로, 누가 먼저 푸시해 뒀으면 거부되는 안전한 쪽이다.</w:t>
       </w:r>
     </w:p>
     <w:p>
@@ -1582,7 +1523,7 @@
                 <w:b w:val="0"/>
                 <w:sz w:val="18"/>
               </w:rPr>
-              <w:t>14</w:t>
+              <w:t>13</w:t>
             </w:r>
           </w:p>
         </w:tc>
@@ -1749,7 +1690,7 @@
                 <w:b w:val="0"/>
                 <w:sz w:val="18"/>
               </w:rPr>
-              <w:t>15</w:t>
+              <w:t>14</w:t>
             </w:r>
           </w:p>
         </w:tc>
@@ -1808,7 +1749,7 @@
                 <w:b w:val="0"/>
                 <w:sz w:val="18"/>
               </w:rPr>
-              <w:t>16</w:t>
+              <w:t>15</w:t>
             </w:r>
           </w:p>
         </w:tc>
@@ -1867,7 +1808,7 @@
                 <w:b w:val="0"/>
                 <w:sz w:val="18"/>
               </w:rPr>
-              <w:t>17</w:t>
+              <w:t>16</w:t>
             </w:r>
           </w:p>
         </w:tc>
@@ -2034,7 +1975,7 @@
                 <w:b w:val="0"/>
                 <w:sz w:val="18"/>
               </w:rPr>
-              <w:t>18</w:t>
+              <w:t>17</w:t>
             </w:r>
           </w:p>
         </w:tc>
@@ -2093,7 +2034,7 @@
                 <w:b w:val="0"/>
                 <w:sz w:val="18"/>
               </w:rPr>
-              <w:t>19</w:t>
+              <w:t>18</w:t>
             </w:r>
           </w:p>
         </w:tc>
@@ -2152,7 +2093,7 @@
                 <w:b w:val="0"/>
                 <w:sz w:val="18"/>
               </w:rPr>
-              <w:t>20</w:t>
+              <w:t>19</w:t>
             </w:r>
           </w:p>
         </w:tc>
@@ -2211,7 +2152,7 @@
                 <w:b w:val="0"/>
                 <w:sz w:val="18"/>
               </w:rPr>
-              <w:t>21</w:t>
+              <w:t>20</w:t>
             </w:r>
           </w:p>
         </w:tc>
@@ -2270,7 +2211,7 @@
                 <w:b w:val="0"/>
                 <w:sz w:val="18"/>
               </w:rPr>
-              <w:t>22</w:t>
+              <w:t>21</w:t>
             </w:r>
           </w:p>
         </w:tc>
@@ -2328,7 +2269,7 @@
                 <w:b w:val="0"/>
                 <w:sz w:val="18"/>
               </w:rPr>
-              <w:t>23</w:t>
+              <w:t>22</w:t>
             </w:r>
           </w:p>
         </w:tc>
@@ -2386,7 +2327,7 @@
                 <w:b w:val="0"/>
                 <w:sz w:val="18"/>
               </w:rPr>
-              <w:t>24</w:t>
+              <w:t>23</w:t>
             </w:r>
           </w:p>
         </w:tc>
@@ -2445,7 +2386,7 @@
                 <w:b w:val="0"/>
                 <w:sz w:val="18"/>
               </w:rPr>
-              <w:t>25</w:t>
+              <w:t>24</w:t>
             </w:r>
           </w:p>
         </w:tc>
@@ -2612,7 +2553,7 @@
                 <w:b w:val="0"/>
                 <w:sz w:val="18"/>
               </w:rPr>
-              <w:t>26</w:t>
+              <w:t>25</w:t>
             </w:r>
           </w:p>
         </w:tc>
@@ -2671,7 +2612,7 @@
                 <w:b w:val="0"/>
                 <w:sz w:val="18"/>
               </w:rPr>
-              <w:t>27</w:t>
+              <w:t>26</w:t>
             </w:r>
           </w:p>
         </w:tc>
